--- a/docx/12-alta-disponibilidad/12-alta-disponibilidad.docx
+++ b/docx/12-alta-disponibilidad/12-alta-disponibilidad.docx
@@ -28,13 +28,13 @@
         </w:p>
       </w:sdtContent>
     </w:sdt>
-    <w:bookmarkStart w:id="24" w:name="u12-alta-disponibilidad-y-redundancia"/>
+    <w:bookmarkStart w:id="24" w:name="alta-disponibilidad-y-redundancia"/>
     <w:p>
       <w:pPr>
         <w:pStyle w:val="Heading1"/>
       </w:pPr>
       <w:r>
-        <w:t xml:space="preserve">U12 — Alta disponibilidad y redundancia</w:t>
+        <w:t xml:space="preserve">Alta disponibilidad y redundancia</w:t>
       </w:r>
     </w:p>
     <w:p>
@@ -76,7 +76,7 @@
           <w:b/>
           <w:bCs/>
         </w:rPr>
-        <w:t xml:space="preserve">🔁 AQUÍ ESTÁS (U12)</w:t>
+        <w:t xml:space="preserve">🔁 AQUÍ ESTÁS</w:t>
       </w:r>
       <w:r>
         <w:t xml:space="preserve"> </w:t>
@@ -410,7 +410,7 @@
               <w:pStyle w:val="Compact"/>
             </w:pPr>
             <w:r>
-              <w:t xml:space="preserve">Recap de UD4 con ojos de HA: diseño y protecciones</w:t>
+              <w:t xml:space="preserve">Recap de switching con ojos de HA: diseño y protecciones</w:t>
             </w:r>
           </w:p>
         </w:tc>
@@ -1026,7 +1026,7 @@
           <w:rPr>
             <w:rStyle w:val="Hyperlink"/>
           </w:rPr>
-          <w:t xml:space="preserve">punto 5 (STP) de la UD4</w:t>
+          <w:t xml:space="preserve">punto 5 (STP)</w:t>
         </w:r>
       </w:hyperlink>
       <w:r>
@@ -1145,7 +1145,7 @@
           <w:b/>
           <w:bCs/>
         </w:rPr>
-        <w:t xml:space="preserve">UD12 · Alta disponibilidad y redundancia</w:t>
+        <w:t xml:space="preserve">Alta disponibilidad y redundancia</w:t>
       </w:r>
       <w:r>
         <w:t xml:space="preserve"> </w:t>
@@ -2224,7 +2224,7 @@
         <w:t xml:space="preserve"> </w:t>
       </w:r>
       <w:r>
-        <w:t xml:space="preserve">DHCP/DNS duplicados (visto en la UD10).</w:t>
+        <w:t xml:space="preserve">DHCP/DNS duplicados (visto en unidades anteriores).</w:t>
       </w:r>
     </w:p>
     <w:p>
@@ -3053,7 +3053,7 @@
           <w:b/>
           <w:bCs/>
         </w:rPr>
-        <w:t xml:space="preserve">UD12 · Alta disponibilidad y redundancia</w:t>
+        <w:t xml:space="preserve">Alta disponibilidad y redundancia</w:t>
       </w:r>
       <w:r>
         <w:t xml:space="preserve"> </w:t>
@@ -3117,7 +3117,7 @@
           <w:rPr>
             <w:rStyle w:val="Hyperlink"/>
           </w:rPr>
-          <w:t xml:space="preserve">UD4</w:t>
+          <w:t xml:space="preserve">unidad de switching</w:t>
         </w:r>
       </w:hyperlink>
       <w:r>
@@ -4477,7 +4477,7 @@
           <w:b/>
           <w:bCs/>
         </w:rPr>
-        <w:t xml:space="preserve">UD12 · Alta disponibilidad y redundancia</w:t>
+        <w:t xml:space="preserve">Alta disponibilidad y redundancia</w:t>
       </w:r>
       <w:r>
         <w:t xml:space="preserve"> </w:t>
@@ -6582,7 +6582,7 @@
           <w:b/>
           <w:bCs/>
         </w:rPr>
-        <w:t xml:space="preserve">UD12 · Alta disponibilidad y redundancia</w:t>
+        <w:t xml:space="preserve">Alta disponibilidad y redundancia</w:t>
       </w:r>
       <w:r>
         <w:t xml:space="preserve"> </w:t>
@@ -8435,7 +8435,7 @@
           <w:b/>
           <w:bCs/>
         </w:rPr>
-        <w:t xml:space="preserve">UD12 · Alta disponibilidad y redundancia</w:t>
+        <w:t xml:space="preserve">Alta disponibilidad y redundancia</w:t>
       </w:r>
       <w:r>
         <w:t xml:space="preserve"> </w:t>
@@ -8532,7 +8532,7 @@
         <w:pStyle w:val="FirstParagraph"/>
       </w:pPr>
       <w:r>
-        <w:t xml:space="preserve">Todo tu conocimiento de la UD3 aplica: cada cliente de una subred tiene como gateway la IP del router. Si ese router muere:</w:t>
+        <w:t xml:space="preserve">Todo tu conocimiento de dirección IP aplica: cada cliente de una subred tiene como gateway la IP del router. Si ese router muere:</w:t>
       </w:r>
     </w:p>
     <w:p>
@@ -10206,7 +10206,7 @@
           <w:b/>
           <w:bCs/>
         </w:rPr>
-        <w:t xml:space="preserve">UD12 · Alta disponibilidad y redundancia</w:t>
+        <w:t xml:space="preserve">Alta disponibilidad y redundancia</w:t>
       </w:r>
       <w:r>
         <w:t xml:space="preserve"> </w:t>
@@ -11949,7 +11949,7 @@
           <w:b/>
           <w:bCs/>
         </w:rPr>
-        <w:t xml:space="preserve">UD12 · Alta disponibilidad y redundancia</w:t>
+        <w:t xml:space="preserve">Alta disponibilidad y redundancia</w:t>
       </w:r>
       <w:r>
         <w:t xml:space="preserve"> </w:t>
@@ -12078,7 +12078,7 @@
           <w:rPr>
             <w:rStyle w:val="Hyperlink"/>
           </w:rPr>
-          <w:t xml:space="preserve">UD6</w:t>
+          <w:t xml:space="preserve">unidad de enrutamiento estático</w:t>
         </w:r>
       </w:hyperlink>
       <w:r>
@@ -12795,7 +12795,7 @@
         <w:pStyle w:val="FirstParagraph"/>
       </w:pPr>
       <w:r>
-        <w:t xml:space="preserve">También. Si tu red interna corre OSPF (UD7), la redundancia entre routers internos es automática: OSPF descubre caminos alternativos y reconverge. Los patrones de esta unidad complementan al dinámico en dos sitios concretos:</w:t>
+        <w:t xml:space="preserve">También. Si tu red interna corre OSPF, la redundancia entre routers internos es automática: OSPF descubre caminos alternativos y reconverge. Los patrones de esta unidad complementan al dinámico en dos sitios concretos:</w:t>
       </w:r>
     </w:p>
     <w:p>
@@ -13801,7 +13801,7 @@
           <w:b/>
           <w:bCs/>
         </w:rPr>
-        <w:t xml:space="preserve">UD12 · Alta disponibilidad y redundancia</w:t>
+        <w:t xml:space="preserve">Alta disponibilidad y redundancia</w:t>
       </w:r>
       <w:r>
         <w:t xml:space="preserve"> </w:t>
@@ -14593,13 +14593,13 @@
       </w:r>
     </w:p>
     <w:bookmarkEnd w:id="103"/>
-    <w:bookmarkStart w:id="104" w:name="Xba03b3f9f764d7e0d2cfc7d7257ddd273c8ec68"/>
+    <w:bookmarkStart w:id="104" w:name="X0302da224ad5ced575b64e8012e1a63ae997367"/>
     <w:p>
       <w:pPr>
         <w:pStyle w:val="Heading2"/>
       </w:pPr>
       <w:r>
-        <w:t xml:space="preserve">🏗️ Servicios duplicados: lo que aprendiste en UD10 aplicado</w:t>
+        <w:t xml:space="preserve">🏗️ Servicios duplicados: lo que aprendiste antes, aplicado</w:t>
       </w:r>
     </w:p>
     <w:p>
@@ -14629,7 +14629,7 @@
         <w:t xml:space="preserve"> </w:t>
       </w:r>
       <w:r>
-        <w:t xml:space="preserve">dos servidores con rangos divididos (o failover coordinado). Recuerda la UD10: lease largo = red sobrevive a la caída del servidor durante horas.</w:t>
+        <w:t xml:space="preserve">dos servidores con rangos divididos (o failover coordinado). Recuerda: lease largo = red sobrevive a la caída del servidor durante horas.</w:t>
       </w:r>
     </w:p>
     <w:p>
@@ -15537,7 +15537,7 @@
         <w:pStyle w:val="FirstParagraph"/>
       </w:pPr>
       <w:r>
-        <w:t xml:space="preserve">El cierre práctico de la U12, donde la red aprende a caer de pie 🔁</w:t>
+        <w:t xml:space="preserve">El cierre práctico, donde la red aprende a caer de pie 🔁</w:t>
       </w:r>
     </w:p>
     <w:p>
@@ -15571,7 +15571,7 @@
           <w:b/>
           <w:bCs/>
         </w:rPr>
-        <w:t xml:space="preserve">UD12 · Alta disponibilidad y redundancia</w:t>
+        <w:t xml:space="preserve">Alta disponibilidad y redundancia</w:t>
       </w:r>
       <w:r>
         <w:t xml:space="preserve"> </w:t>

--- a/docx/12-alta-disponibilidad/12-alta-disponibilidad.docx
+++ b/docx/12-alta-disponibilidad/12-alta-disponibilidad.docx
@@ -66,7 +66,7 @@
         <w:t xml:space="preserve"> </w:t>
       </w:r>
       <w:r>
-        <w:t xml:space="preserve">🗄️ Servicios → 📶 WiFi →</w:t>
+        <w:t xml:space="preserve">🌐 NAT → 🛡️ ACLs →</w:t>
       </w:r>
       <w:r>
         <w:t xml:space="preserve"> </w:t>

--- a/docx/12-alta-disponibilidad/12-alta-disponibilidad.docx
+++ b/docx/12-alta-disponibilidad/12-alta-disponibilidad.docx
@@ -66,7 +66,7 @@
         <w:t xml:space="preserve"> </w:t>
       </w:r>
       <w:r>
-        <w:t xml:space="preserve">🌐 NAT → 🛡️ ACLs →</w:t>
+        <w:t xml:space="preserve">🛡️ ACLs → 📶 WiFi →</w:t>
       </w:r>
       <w:r>
         <w:t xml:space="preserve"> </w:t>
@@ -1103,7 +1103,7 @@
         <w:pStyle w:val="Heading1"/>
       </w:pPr>
       <w:r>
-        <w:t xml:space="preserve">01 — Disponibilidad y SPOFs</w:t>
+        <w:t xml:space="preserve">1 — Disponibilidad y SPOFs</w:t>
       </w:r>
     </w:p>
     <w:p>
@@ -1151,7 +1151,7 @@
         <w:t xml:space="preserve"> </w:t>
       </w:r>
       <w:r>
-        <w:t xml:space="preserve">→ 01 · Disponibilidad y SPOFs</w:t>
+        <w:t xml:space="preserve">→ 1 · Disponibilidad y SPOFs</w:t>
       </w:r>
     </w:p>
     <w:p>
@@ -2999,7 +2999,7 @@
           <w:rPr>
             <w:rStyle w:val="Hyperlink"/>
           </w:rPr>
-          <w:t xml:space="preserve">02 · STP: redundancia sin bucles</w:t>
+          <w:t xml:space="preserve">2 · STP: redundancia sin bucles</w:t>
         </w:r>
       </w:hyperlink>
     </w:p>
@@ -3011,7 +3011,7 @@
         <w:pStyle w:val="Heading1"/>
       </w:pPr>
       <w:r>
-        <w:t xml:space="preserve">02 — STP: redundancia sin bucles</w:t>
+        <w:t xml:space="preserve">1 — STP: redundancia sin bucles</w:t>
       </w:r>
     </w:p>
     <w:p>
@@ -3059,7 +3059,7 @@
         <w:t xml:space="preserve"> </w:t>
       </w:r>
       <w:r>
-        <w:t xml:space="preserve">→ 02 · STP: redundancia sin bucles</w:t>
+        <w:t xml:space="preserve">→ 1 · STP: redundancia sin bucles</w:t>
       </w:r>
     </w:p>
     <w:p>
@@ -4396,7 +4396,7 @@
           <w:rPr>
             <w:rStyle w:val="Hyperlink"/>
           </w:rPr>
-          <w:t xml:space="preserve">01 · Disponibilidad y SPOFs</w:t>
+          <w:t xml:space="preserve">1 · Disponibilidad y SPOFs</w:t>
         </w:r>
       </w:hyperlink>
       <w:r>
@@ -4423,7 +4423,7 @@
           <w:rPr>
             <w:rStyle w:val="Hyperlink"/>
           </w:rPr>
-          <w:t xml:space="preserve">03 · EtherChannel</w:t>
+          <w:t xml:space="preserve">3 · EtherChannel</w:t>
         </w:r>
       </w:hyperlink>
     </w:p>
@@ -4435,7 +4435,7 @@
         <w:pStyle w:val="Heading1"/>
       </w:pPr>
       <w:r>
-        <w:t xml:space="preserve">03 — EtherChannel</w:t>
+        <w:t xml:space="preserve">3 — EtherChannel</w:t>
       </w:r>
     </w:p>
     <w:p>
@@ -4483,7 +4483,7 @@
         <w:t xml:space="preserve"> </w:t>
       </w:r>
       <w:r>
-        <w:t xml:space="preserve">→ 03 · EtherChannel</w:t>
+        <w:t xml:space="preserve">→ 3 · EtherChannel</w:t>
       </w:r>
     </w:p>
     <w:p>
@@ -6096,10 +6096,7 @@
         <w:t xml:space="preserve">(P)</w:t>
       </w:r>
       <w:r>
-        <w:t xml:space="preserve">: canal</w:t>
-      </w:r>
-      <w:r>
-        <w:t xml:space="preserve"> </w:t>
+        <w:t xml:space="preserve">: canal en uso (</w:t>
       </w:r>
       <w:r>
         <w:rPr>
@@ -6109,7 +6106,39 @@
         <w:t xml:space="preserve">S</w:t>
       </w:r>
       <w:r>
-        <w:t xml:space="preserve">tanding/usable (en uso) con miembros activos en el canal.</w:t>
+        <w:t xml:space="preserve"> </w:t>
+      </w:r>
+      <w:r>
+        <w:t xml:space="preserve">= capa 2,</w:t>
+      </w:r>
+      <w:r>
+        <w:t xml:space="preserve"> </w:t>
+      </w:r>
+      <w:r>
+        <w:rPr>
+          <w:b/>
+          <w:bCs/>
+        </w:rPr>
+        <w:t xml:space="preserve">U</w:t>
+      </w:r>
+      <w:r>
+        <w:t xml:space="preserve"> </w:t>
+      </w:r>
+      <w:r>
+        <w:t xml:space="preserve">=</w:t>
+      </w:r>
+      <w:r>
+        <w:t xml:space="preserve"> </w:t>
+      </w:r>
+      <w:r>
+        <w:rPr>
+          <w:i/>
+          <w:iCs/>
+        </w:rPr>
+        <w:t xml:space="preserve">in use</w:t>
+      </w:r>
+      <w:r>
+        <w:t xml:space="preserve">) con miembros activos en el canal.</w:t>
       </w:r>
       <w:r>
         <w:t xml:space="preserve"> </w:t>
@@ -6501,7 +6530,7 @@
           <w:rPr>
             <w:rStyle w:val="Hyperlink"/>
           </w:rPr>
-          <w:t xml:space="preserve">02 · STP: redundancia sin bucles</w:t>
+          <w:t xml:space="preserve">2 · STP: redundancia sin bucles</w:t>
         </w:r>
       </w:hyperlink>
       <w:r>
@@ -6528,7 +6557,7 @@
           <w:rPr>
             <w:rStyle w:val="Hyperlink"/>
           </w:rPr>
-          <w:t xml:space="preserve">04 · Stacking y chassis virtuales</w:t>
+          <w:t xml:space="preserve">4 · Stacking y chassis virtuales</w:t>
         </w:r>
       </w:hyperlink>
     </w:p>
@@ -6540,7 +6569,7 @@
         <w:pStyle w:val="Heading1"/>
       </w:pPr>
       <w:r>
-        <w:t xml:space="preserve">04 — Stacking y chassis virtuales</w:t>
+        <w:t xml:space="preserve">4 — Stacking y chassis virtuales</w:t>
       </w:r>
     </w:p>
     <w:p>
@@ -6588,7 +6617,7 @@
         <w:t xml:space="preserve"> </w:t>
       </w:r>
       <w:r>
-        <w:t xml:space="preserve">→ 04 · Stacking y chassis virtuales</w:t>
+        <w:t xml:space="preserve">→ 4 · Stacking y chassis virtuales</w:t>
       </w:r>
     </w:p>
     <w:p>
@@ -7049,7 +7078,7 @@
                 <w:b/>
                 <w:bCs/>
               </w:rPr>
-              <w:t xml:space="preserve">StackWise / VSS / MLag</w:t>
+              <w:t xml:space="preserve">StackWise / VSS / MLAG</w:t>
             </w:r>
           </w:p>
         </w:tc>
@@ -7787,7 +7816,7 @@
         <w:t xml:space="preserve"> </w:t>
       </w:r>
       <w:r>
-        <w:t xml:space="preserve">— ¿Y cómo los gestionas? ¿Dos IPs, dos configuraciones, dos veces el mismo error de VLAN? ¿Y qué pasa cuando STP decide bloquear el uplink del de abajo por el camino que tu neither-probaste? ¿Y el gateway: quién lo sirve, el router con dos cables?</w:t>
+        <w:t xml:space="preserve">— ¿Y cómo los gestionas? ¿Dos IPs, dos configuraciones, dos veces el mismo error de VLAN? ¿Y qué pasa cuando STP decide bloquear el uplink del de abajo por el camino que nunca probaste? ¿Y el gateway: quién lo sirve, el router con dos cables?</w:t>
       </w:r>
     </w:p>
     <w:p>
@@ -8354,7 +8383,7 @@
           <w:rPr>
             <w:rStyle w:val="Hyperlink"/>
           </w:rPr>
-          <w:t xml:space="preserve">03 · EtherChannel</w:t>
+          <w:t xml:space="preserve">3 · EtherChannel</w:t>
         </w:r>
       </w:hyperlink>
       <w:r>
@@ -8381,7 +8410,7 @@
           <w:rPr>
             <w:rStyle w:val="Hyperlink"/>
           </w:rPr>
-          <w:t xml:space="preserve">05 · FHRP: el gateway redundante</w:t>
+          <w:t xml:space="preserve">5 · FHRP: el gateway redundante</w:t>
         </w:r>
       </w:hyperlink>
     </w:p>
@@ -8393,7 +8422,7 @@
         <w:pStyle w:val="Heading1"/>
       </w:pPr>
       <w:r>
-        <w:t xml:space="preserve">05 — FHRP: el gateway redundante</w:t>
+        <w:t xml:space="preserve">5 — FHRP: el gateway redundante</w:t>
       </w:r>
     </w:p>
     <w:p>
@@ -8441,7 +8470,7 @@
         <w:t xml:space="preserve"> </w:t>
       </w:r>
       <w:r>
-        <w:t xml:space="preserve">→ 05 · FHRP: el gateway redundante</w:t>
+        <w:t xml:space="preserve">→ 5 · FHRP: el gateway redundante</w:t>
       </w:r>
     </w:p>
     <w:p>
@@ -10125,7 +10154,7 @@
           <w:rPr>
             <w:rStyle w:val="Hyperlink"/>
           </w:rPr>
-          <w:t xml:space="preserve">04 · Stacking y chassis virtuales</w:t>
+          <w:t xml:space="preserve">4 · Stacking y chassis virtuales</w:t>
         </w:r>
       </w:hyperlink>
       <w:r>
@@ -10152,7 +10181,7 @@
           <w:rPr>
             <w:rStyle w:val="Hyperlink"/>
           </w:rPr>
-          <w:t xml:space="preserve">06 · HSRP en Cisco</w:t>
+          <w:t xml:space="preserve">6 · HSRP en Cisco</w:t>
         </w:r>
       </w:hyperlink>
     </w:p>
@@ -10164,7 +10193,7 @@
         <w:pStyle w:val="Heading1"/>
       </w:pPr>
       <w:r>
-        <w:t xml:space="preserve">06 — HSRP en Cisco</w:t>
+        <w:t xml:space="preserve">6 — HSRP en Cisco</w:t>
       </w:r>
     </w:p>
     <w:p>
@@ -10212,7 +10241,7 @@
         <w:t xml:space="preserve"> </w:t>
       </w:r>
       <w:r>
-        <w:t xml:space="preserve">→ 06 · HSRP en Cisco</w:t>
+        <w:t xml:space="preserve">→ 6 · HSRP en Cisco</w:t>
       </w:r>
     </w:p>
     <w:p>
@@ -10847,6 +10876,24 @@
         <w:rPr>
           <w:rStyle w:val="VerbatimChar"/>
         </w:rPr>
+        <w:t xml:space="preserve">R1(config-subif)# encapsulation dot1Q 10</w:t>
+      </w:r>
+      <w:r>
+        <w:br/>
+      </w:r>
+      <w:r>
+        <w:rPr>
+          <w:rStyle w:val="VerbatimChar"/>
+        </w:rPr>
+        <w:t xml:space="preserve">R1(config-subif)# ip address 192.168.10.2 255.255.255.0</w:t>
+      </w:r>
+      <w:r>
+        <w:br/>
+      </w:r>
+      <w:r>
+        <w:rPr>
+          <w:rStyle w:val="VerbatimChar"/>
+        </w:rPr>
         <w:t xml:space="preserve">R1(config-subif)# standby 1 ip 192.168.10.1</w:t>
       </w:r>
       <w:r>
@@ -10875,6 +10922,24 @@
           <w:rStyle w:val="VerbatimChar"/>
         </w:rPr>
         <w:t xml:space="preserve">R1(config)# interface gig 0/0.20</w:t>
+      </w:r>
+      <w:r>
+        <w:br/>
+      </w:r>
+      <w:r>
+        <w:rPr>
+          <w:rStyle w:val="VerbatimChar"/>
+        </w:rPr>
+        <w:t xml:space="preserve">R1(config-subif)# encapsulation dot1Q 20</w:t>
+      </w:r>
+      <w:r>
+        <w:br/>
+      </w:r>
+      <w:r>
+        <w:rPr>
+          <w:rStyle w:val="VerbatimChar"/>
+        </w:rPr>
+        <w:t xml:space="preserve">R1(config-subif)# ip address 192.168.20.2 255.255.255.0</w:t>
       </w:r>
       <w:r>
         <w:br/>
@@ -10937,7 +11002,7 @@
         <w:rPr>
           <w:rStyle w:val="VerbatimChar"/>
         </w:rPr>
-        <w:t xml:space="preserve">             P   Active        Standby       Virtual IP</w:t>
+        <w:t xml:space="preserve">             Interface   Grp  Pri  P State   Active        Standby       Virtual IP</w:t>
       </w:r>
       <w:r>
         <w:br/>
@@ -10946,7 +11011,7 @@
         <w:rPr>
           <w:rStyle w:val="VerbatimChar"/>
         </w:rPr>
-        <w:t xml:space="preserve">Gi0/0        110 Active        192.168.1.3   192.168.1.1</w:t>
+        <w:t xml:space="preserve">             Gi0/0       1    110  Y Active  local         192.168.1.3   192.168.1.1</w:t>
       </w:r>
     </w:p>
     <w:p>
@@ -11868,7 +11933,7 @@
           <w:rPr>
             <w:rStyle w:val="Hyperlink"/>
           </w:rPr>
-          <w:t xml:space="preserve">05 · FHRP: el gateway redundante</w:t>
+          <w:t xml:space="preserve">5 · FHRP: el gateway redundante</w:t>
         </w:r>
       </w:hyperlink>
       <w:r>
@@ -11895,7 +11960,7 @@
           <w:rPr>
             <w:rStyle w:val="Hyperlink"/>
           </w:rPr>
-          <w:t xml:space="preserve">07 · Redundancia en capa 3</w:t>
+          <w:t xml:space="preserve">7 · Redundancia en capa 3</w:t>
         </w:r>
       </w:hyperlink>
     </w:p>
@@ -11907,7 +11972,7 @@
         <w:pStyle w:val="Heading1"/>
       </w:pPr>
       <w:r>
-        <w:t xml:space="preserve">07 — Redundancia en capa 3</w:t>
+        <w:t xml:space="preserve">7 — Redundancia en capa 3</w:t>
       </w:r>
     </w:p>
     <w:p>
@@ -11955,7 +12020,7 @@
         <w:t xml:space="preserve"> </w:t>
       </w:r>
       <w:r>
-        <w:t xml:space="preserve">→ 07 · Redundancia en capa 3</w:t>
+        <w:t xml:space="preserve">→ 7 · Redundancia en capa 3</w:t>
       </w:r>
     </w:p>
     <w:p>
@@ -13720,7 +13785,7 @@
           <w:rPr>
             <w:rStyle w:val="Hyperlink"/>
           </w:rPr>
-          <w:t xml:space="preserve">06 · HSRP en Cisco</w:t>
+          <w:t xml:space="preserve">6 · HSRP en Cisco</w:t>
         </w:r>
       </w:hyperlink>
       <w:r>
@@ -13747,7 +13812,7 @@
           <w:rPr>
             <w:rStyle w:val="Hyperlink"/>
           </w:rPr>
-          <w:t xml:space="preserve">08 · Plan de continuidad</w:t>
+          <w:t xml:space="preserve">8 · Plan de continuidad</w:t>
         </w:r>
       </w:hyperlink>
     </w:p>
@@ -13759,7 +13824,7 @@
         <w:pStyle w:val="Heading1"/>
       </w:pPr>
       <w:r>
-        <w:t xml:space="preserve">08 — Plan de continuidad</w:t>
+        <w:t xml:space="preserve">8 — Plan de continuidad</w:t>
       </w:r>
     </w:p>
     <w:p>
@@ -13807,7 +13872,7 @@
         <w:t xml:space="preserve"> </w:t>
       </w:r>
       <w:r>
-        <w:t xml:space="preserve">→ 08 · Plan de continuidad</w:t>
+        <w:t xml:space="preserve">→ 8 · Plan de continuidad</w:t>
       </w:r>
     </w:p>
     <w:p>
@@ -15490,7 +15555,7 @@
           <w:rPr>
             <w:rStyle w:val="Hyperlink"/>
           </w:rPr>
-          <w:t xml:space="preserve">07 · Redundancia en capa 3</w:t>
+          <w:t xml:space="preserve">7 · Redundancia en capa 3</w:t>
         </w:r>
       </w:hyperlink>
       <w:r>
@@ -15517,7 +15582,7 @@
           <w:rPr>
             <w:rStyle w:val="Hyperlink"/>
           </w:rPr>
-          <w:t xml:space="preserve">09 · Cierre</w:t>
+          <w:t xml:space="preserve">9 · Cierre</w:t>
         </w:r>
       </w:hyperlink>
     </w:p>
@@ -16517,7 +16582,7 @@
         <w:rPr>
           <w:rStyle w:val="VerbatimChar"/>
         </w:rPr>
-        <w:t xml:space="preserve">standby timers 1 3</w:t>
+        <w:t xml:space="preserve">standby 1 timers 1 3</w:t>
       </w:r>
       <w:r>
         <w:t xml:space="preserve"> </w:t>
@@ -17029,7 +17094,7 @@
         <w:rPr>
           <w:rStyle w:val="VerbatimChar"/>
         </w:rPr>
-        <w:t xml:space="preserve">5. Agrupación de enlaces físicos en uno lógico (dos palabras)</w:t>
+        <w:t xml:space="preserve">5. Agrupación de enlaces físicos en uno lógico</w:t>
       </w:r>
       <w:r>
         <w:br/>
@@ -17077,7 +17142,7 @@
         <w:rPr>
           <w:rStyle w:val="VerbatimChar"/>
         </w:rPr>
-        <w:t xml:space="preserve">6. Varios switches convertidos en uno lógico (2 palabras)</w:t>
+        <w:t xml:space="preserve">6. Varios switches convertidos en uno lógico</w:t>
       </w:r>
     </w:p>
     <w:p>
@@ -17603,18 +17668,18 @@
               <w:pStyle w:val="Compact"/>
             </w:pPr>
             <w:r>
-              <w:t xml:space="preserve">Conmutadores con tolerancia a fallos</w:t>
-            </w:r>
-          </w:p>
-        </w:tc>
-        <w:tc>
-          <w:tcPr/>
-          <w:p>
-            <w:pPr>
-              <w:pStyle w:val="Compact"/>
-            </w:pPr>
-            <w:r>
-              <w:t xml:space="preserve">✅ Puntos 2-4 y ⚡ Laboratorio</w:t>
+              <w:t xml:space="preserve">Administración de conmutadores con tolerancia a fallos</w:t>
+            </w:r>
+          </w:p>
+        </w:tc>
+        <w:tc>
+          <w:tcPr/>
+          <w:p>
+            <w:pPr>
+              <w:pStyle w:val="Compact"/>
+            </w:pPr>
+            <w:r>
+              <w:t xml:space="preserve">✅ Puntos 2, 3 y 4 + ⚡ Laboratorio (punto 9)</w:t>
             </w:r>
           </w:p>
         </w:tc>
@@ -17638,7 +17703,7 @@
               <w:pStyle w:val="Compact"/>
             </w:pPr>
             <w:r>
-              <w:t xml:space="preserve">Segmentación con continuidad de servicio</w:t>
+              <w:t xml:space="preserve">Segmentación segura y continua de la red</w:t>
             </w:r>
           </w:p>
         </w:tc>
@@ -17673,18 +17738,18 @@
               <w:pStyle w:val="Compact"/>
             </w:pPr>
             <w:r>
-              <w:t xml:space="preserve">Encaminamiento redundante</w:t>
-            </w:r>
-          </w:p>
-        </w:tc>
-        <w:tc>
-          <w:tcPr/>
-          <w:p>
-            <w:pPr>
-              <w:pStyle w:val="Compact"/>
-            </w:pPr>
-            <w:r>
-              <w:t xml:space="preserve">✅ Puntos 5-7 + 🧠 Atrévete (punto 9)</w:t>
+              <w:t xml:space="preserve">Encaminamiento con redundancia</w:t>
+            </w:r>
+          </w:p>
+        </w:tc>
+        <w:tc>
+          <w:tcPr/>
+          <w:p>
+            <w:pPr>
+              <w:pStyle w:val="Compact"/>
+            </w:pPr>
+            <w:r>
+              <w:t xml:space="preserve">✅ Puntos 5, 6 y 7 + 🧠 Atrévete a pensar (punto 9)</w:t>
             </w:r>
           </w:p>
         </w:tc>
@@ -17708,7 +17773,7 @@
               <w:pStyle w:val="Compact"/>
             </w:pPr>
             <w:r>
-              <w:t xml:space="preserve">Estructura y principios de redes tolerantes</w:t>
+              <w:t xml:space="preserve">Estructura de red tolerante a fallos</w:t>
             </w:r>
           </w:p>
         </w:tc>

--- a/docx/12-alta-disponibilidad/12-alta-disponibilidad.docx
+++ b/docx/12-alta-disponibilidad/12-alta-disponibilidad.docx
@@ -868,7 +868,7 @@
               <w:pStyle w:val="Compact"/>
             </w:pPr>
             <w:r>
-              <w:t xml:space="preserve">Administración de conmutadores con tolerancia a fallos</w:t>
+              <w:t xml:space="preserve">Administra conmutadores estableciendo opciones de configuración para su integración en la red</w:t>
             </w:r>
           </w:p>
         </w:tc>
@@ -903,18 +903,18 @@
               <w:pStyle w:val="Compact"/>
             </w:pPr>
             <w:r>
-              <w:t xml:space="preserve">Segmentación segura y continua de la red</w:t>
-            </w:r>
-          </w:p>
-        </w:tc>
-        <w:tc>
-          <w:tcPr/>
-          <w:p>
-            <w:pPr>
-              <w:pStyle w:val="Compact"/>
-            </w:pPr>
-            <w:r>
-              <w:t xml:space="preserve">✅ Puntos 2-5</w:t>
+              <w:t xml:space="preserve">Configura redes locales virtuales identificando su campo de aplicación</w:t>
+            </w:r>
+          </w:p>
+        </w:tc>
+        <w:tc>
+          <w:tcPr/>
+          <w:p>
+            <w:pPr>
+              <w:pStyle w:val="Compact"/>
+            </w:pPr>
+            <w:r>
+              <w:t xml:space="preserve">✅ Puntos 2, 5 y 6 (STP por VLAN y gateways por VLAN)</w:t>
             </w:r>
           </w:p>
         </w:tc>
@@ -938,18 +938,18 @@
               <w:pStyle w:val="Compact"/>
             </w:pPr>
             <w:r>
-              <w:t xml:space="preserve">Encaminamiento con redundancia</w:t>
-            </w:r>
-          </w:p>
-        </w:tc>
-        <w:tc>
-          <w:tcPr/>
-          <w:p>
-            <w:pPr>
-              <w:pStyle w:val="Compact"/>
-            </w:pPr>
-            <w:r>
-              <w:t xml:space="preserve">✅ Puntos 5, 6 y 7 + 🧠 Atrévete a pensar (punto 9)</w:t>
+              <w:t xml:space="preserve">Realiza tareas avanzadas de administración de red analizando y utilizando protocolos dinámicos de encaminamiento</w:t>
+            </w:r>
+          </w:p>
+        </w:tc>
+        <w:tc>
+          <w:tcPr/>
+          <w:p>
+            <w:pPr>
+              <w:pStyle w:val="Compact"/>
+            </w:pPr>
+            <w:r>
+              <w:t xml:space="preserve">✅ Punto 7 (redundancia con OSPF) + 🧠 Atrévete a pensar (punto 9)</w:t>
             </w:r>
           </w:p>
         </w:tc>
@@ -973,7 +973,7 @@
               <w:pStyle w:val="Compact"/>
             </w:pPr>
             <w:r>
-              <w:t xml:space="preserve">Estructura de red tolerante a fallos</w:t>
+              <w:t xml:space="preserve">Reconoce la estructura de las redes de datos identificando sus elementos y principios de funcionamiento</w:t>
             </w:r>
           </w:p>
         </w:tc>
@@ -990,6 +990,30 @@
         </w:tc>
       </w:tr>
     </w:tbl>
+    <w:p>
+      <w:pPr>
+        <w:pStyle w:val="BlockText"/>
+      </w:pPr>
+      <w:r>
+        <w:t xml:space="preserve">ℹ️</w:t>
+      </w:r>
+      <w:r>
+        <w:t xml:space="preserve"> </w:t>
+      </w:r>
+      <w:r>
+        <w:rPr>
+          <w:b/>
+          <w:bCs/>
+        </w:rPr>
+        <w:t xml:space="preserve">FHRP, stacking, EtherChannel y el plan de continuidad</w:t>
+      </w:r>
+      <w:r>
+        <w:t xml:space="preserve"> </w:t>
+      </w:r>
+      <w:r>
+        <w:t xml:space="preserve">son la práctica de alta disponibilidad de la unidad: el PAR oficial no tiene CE de HA propio; las filas anteriores son los CEs oficiales con los que se relacionan.</w:t>
+      </w:r>
+    </w:p>
     <w:p>
       <w:r>
         <w:pict>
@@ -17668,7 +17692,7 @@
               <w:pStyle w:val="Compact"/>
             </w:pPr>
             <w:r>
-              <w:t xml:space="preserve">Administración de conmutadores con tolerancia a fallos</w:t>
+              <w:t xml:space="preserve">Administra conmutadores estableciendo opciones de configuración para su integración en la red</w:t>
             </w:r>
           </w:p>
         </w:tc>
@@ -17703,18 +17727,18 @@
               <w:pStyle w:val="Compact"/>
             </w:pPr>
             <w:r>
-              <w:t xml:space="preserve">Segmentación segura y continua de la red</w:t>
-            </w:r>
-          </w:p>
-        </w:tc>
-        <w:tc>
-          <w:tcPr/>
-          <w:p>
-            <w:pPr>
-              <w:pStyle w:val="Compact"/>
-            </w:pPr>
-            <w:r>
-              <w:t xml:space="preserve">✅ Puntos 2-5</w:t>
+              <w:t xml:space="preserve">Configura redes locales virtuales identificando su campo de aplicación</w:t>
+            </w:r>
+          </w:p>
+        </w:tc>
+        <w:tc>
+          <w:tcPr/>
+          <w:p>
+            <w:pPr>
+              <w:pStyle w:val="Compact"/>
+            </w:pPr>
+            <w:r>
+              <w:t xml:space="preserve">✅ Puntos 2, 5 y 6 (STP por VLAN y gateways por VLAN)</w:t>
             </w:r>
           </w:p>
         </w:tc>
@@ -17738,18 +17762,18 @@
               <w:pStyle w:val="Compact"/>
             </w:pPr>
             <w:r>
-              <w:t xml:space="preserve">Encaminamiento con redundancia</w:t>
-            </w:r>
-          </w:p>
-        </w:tc>
-        <w:tc>
-          <w:tcPr/>
-          <w:p>
-            <w:pPr>
-              <w:pStyle w:val="Compact"/>
-            </w:pPr>
-            <w:r>
-              <w:t xml:space="preserve">✅ Puntos 5, 6 y 7 + 🧠 Atrévete a pensar (punto 9)</w:t>
+              <w:t xml:space="preserve">Realiza tareas avanzadas de administración de red analizando y utilizando protocolos dinámicos de encaminamiento</w:t>
+            </w:r>
+          </w:p>
+        </w:tc>
+        <w:tc>
+          <w:tcPr/>
+          <w:p>
+            <w:pPr>
+              <w:pStyle w:val="Compact"/>
+            </w:pPr>
+            <w:r>
+              <w:t xml:space="preserve">✅ Punto 7 (redundancia con OSPF) + 🧠 Atrévete a pensar (punto 9)</w:t>
             </w:r>
           </w:p>
         </w:tc>
@@ -17773,7 +17797,7 @@
               <w:pStyle w:val="Compact"/>
             </w:pPr>
             <w:r>
-              <w:t xml:space="preserve">Estructura de red tolerante a fallos</w:t>
+              <w:t xml:space="preserve">Reconoce la estructura de las redes de datos identificando sus elementos y principios de funcionamiento</w:t>
             </w:r>
           </w:p>
         </w:tc>
@@ -17790,6 +17814,30 @@
         </w:tc>
       </w:tr>
     </w:tbl>
+    <w:p>
+      <w:pPr>
+        <w:pStyle w:val="BlockText"/>
+      </w:pPr>
+      <w:r>
+        <w:t xml:space="preserve">ℹ️</w:t>
+      </w:r>
+      <w:r>
+        <w:t xml:space="preserve"> </w:t>
+      </w:r>
+      <w:r>
+        <w:rPr>
+          <w:b/>
+          <w:bCs/>
+        </w:rPr>
+        <w:t xml:space="preserve">FHRP, stacking, EtherChannel y el plan de continuidad</w:t>
+      </w:r>
+      <w:r>
+        <w:t xml:space="preserve"> </w:t>
+      </w:r>
+      <w:r>
+        <w:t xml:space="preserve">son la práctica de alta disponibilidad de la unidad: el PAR oficial no tiene CE de HA propio; las filas anteriores son los CEs oficiales con los que se relacionan.</w:t>
+      </w:r>
+    </w:p>
     <w:p>
       <w:r>
         <w:pict>
